--- a/publication/MEDRXIV_manuscript_v1.0.referenced.docx
+++ b/publication/MEDRXIV_manuscript_v1.0.referenced.docx
@@ -430,7 +430,7 @@
     </w:p>
     <w:p>
       <w:r>
-        <w:t>The curated benchmark, its source quotations, the screening log, all score tables, every figure and the analysis plan with its dated amendments are available from the author on request and will be deposited in a public repository with a persistent identifier. A reviewer package containing the labelled data set, per-variant analysis-set membership flags, all stored scores, the ranking manifest and a script that regenerates every number in this manuscript without repeating any model query is available on request. AlphaGenome predictions are redistributed under the AlphaGenome Output Terms of Use, which permit non-commercial use and scientific publication. Publisher full texts are not redistributed.</w:t>
+        <w:t>The curated benchmark, its source quotations, the screening log, all score tables, every figure and the analysis plan with its dated amendments are archived at Zenodo, doi:10.5281/zenodo.23103370, and in the project repository at https://github.com/PatientThread/pkd-alphagenome (release v1.0-jmg). The archive includes the labelled data set, per-variant analysis-set membership flags, all stored scores, the ranking manifest and a script that regenerates every number in this manuscript without repeating any model query. AlphaGenome predictions are redistributed under the AlphaGenome Output Terms of Use, which permit non-commercial use and scientific publication; SpliceAI-derived and CADD-derived files carry their own upstream terms, set out in the archive. Publisher full texts are not redistributed: each truth-set entry carries a verbatim quotation and a PMID so a reader can verify it against the source.</w:t>
       </w:r>
     </w:p>
     <w:p>
